--- a/_implementation-notes/evening-series/FotH Pilot Session 7-8 Combined Evening Run Sheet DRAFT v1.docx
+++ b/_implementation-notes/evening-series/FotH Pilot Session 7-8 Combined Evening Run Sheet DRAFT v1.docx
@@ -47,17 +47,18 @@
       <w:tblPr>
         <w:tblStyle w:val="TableGrid"/>
         <w:tblW w:type="auto" w:w="0"/>
+        <w:tblLayout w:type="fixed"/>
         <w:tblLook w:firstColumn="1" w:firstRow="1" w:lastColumn="0" w:lastRow="0" w:noHBand="0" w:noVBand="1" w:val="04A0"/>
       </w:tblPr>
       <w:tblGrid>
-        <w:gridCol w:w="3216"/>
-        <w:gridCol w:w="3216"/>
-        <w:gridCol w:w="3216"/>
+        <w:gridCol w:w="1368"/>
+        <w:gridCol w:w="5616"/>
+        <w:gridCol w:w="2664"/>
       </w:tblGrid>
       <w:tr>
         <w:tc>
           <w:tcPr>
-            <w:tcW w:type="dxa" w:w="3216"/>
+            <w:tcW w:type="dxa" w:w="1368"/>
           </w:tcPr>
           <w:p>
             <w:r>
@@ -71,7 +72,7 @@
         </w:tc>
         <w:tc>
           <w:tcPr>
-            <w:tcW w:type="dxa" w:w="3216"/>
+            <w:tcW w:type="dxa" w:w="5616"/>
           </w:tcPr>
           <w:p>
             <w:r>
@@ -85,7 +86,7 @@
         </w:tc>
         <w:tc>
           <w:tcPr>
-            <w:tcW w:type="dxa" w:w="3216"/>
+            <w:tcW w:type="dxa" w:w="2664"/>
           </w:tcPr>
           <w:p>
             <w:r>
@@ -101,7 +102,7 @@
       <w:tr>
         <w:tc>
           <w:tcPr>
-            <w:tcW w:type="dxa" w:w="3216"/>
+            <w:tcW w:type="dxa" w:w="1368"/>
           </w:tcPr>
           <w:p>
             <w:r>
@@ -114,7 +115,7 @@
         </w:tc>
         <w:tc>
           <w:tcPr>
-            <w:tcW w:type="dxa" w:w="3216"/>
+            <w:tcW w:type="dxa" w:w="5616"/>
           </w:tcPr>
           <w:p>
             <w:r>
@@ -127,7 +128,7 @@
         </w:tc>
         <w:tc>
           <w:tcPr>
-            <w:tcW w:type="dxa" w:w="3216"/>
+            <w:tcW w:type="dxa" w:w="2664"/>
           </w:tcPr>
           <w:p>
             <w:r>
@@ -142,33 +143,33 @@
       <w:tr>
         <w:tc>
           <w:tcPr>
-            <w:tcW w:type="dxa" w:w="3216"/>
+            <w:tcW w:type="dxa" w:w="1368"/>
           </w:tcPr>
           <w:p>
             <w:r>
               <w:rPr>
                 <w:sz w:val="19"/>
               </w:rPr>
-              <w:t>7:00–7:06</w:t>
+              <w:t>7:00–7:08</w:t>
             </w:r>
           </w:p>
         </w:tc>
         <w:tc>
           <w:tcPr>
-            <w:tcW w:type="dxa" w:w="3216"/>
+            <w:tcW w:type="dxa" w:w="5616"/>
           </w:tcPr>
           <w:p>
             <w:r>
               <w:rPr>
                 <w:sz w:val="19"/>
               </w:rPr>
-              <w:t>Opening container — blessing, the map, container reminder.</w:t>
+              <w:t>Opening container — blessing, the map, container reminder; frame the turn toward God.</w:t>
             </w:r>
           </w:p>
         </w:tc>
         <w:tc>
           <w:tcPr>
-            <w:tcW w:type="dxa" w:w="3216"/>
+            <w:tcW w:type="dxa" w:w="2664"/>
           </w:tcPr>
           <w:p>
             <w:r>
@@ -183,33 +184,33 @@
       <w:tr>
         <w:tc>
           <w:tcPr>
-            <w:tcW w:type="dxa" w:w="3216"/>
+            <w:tcW w:type="dxa" w:w="1368"/>
           </w:tcPr>
           <w:p>
             <w:r>
               <w:rPr>
                 <w:sz w:val="19"/>
               </w:rPr>
-              <w:t>7:06–7:12</w:t>
+              <w:t>7:08–7:25</w:t>
             </w:r>
           </w:p>
         </w:tc>
         <w:tc>
           <w:tcPr>
-            <w:tcW w:type="dxa" w:w="3216"/>
+            <w:tcW w:type="dxa" w:w="5616"/>
           </w:tcPr>
           <w:p>
             <w:r>
               <w:rPr>
                 <w:sz w:val="19"/>
               </w:rPr>
-              <w:t>Check-in — one sentence each on the homework practice since we last met; re-entry honesty: a thin week is an honest answer.</w:t>
+              <w:t>Check-in circle — two weeks of the Examen reported; week-one check-ins debriefed. One sentence each; a thin week is an honest answer. A parent starts the sharing.</w:t>
             </w:r>
           </w:p>
         </w:tc>
         <w:tc>
           <w:tcPr>
-            <w:tcW w:type="dxa" w:w="3216"/>
+            <w:tcW w:type="dxa" w:w="2664"/>
           </w:tcPr>
           <w:p>
             <w:r>
@@ -224,20 +225,61 @@
       <w:tr>
         <w:tc>
           <w:tcPr>
-            <w:tcW w:type="dxa" w:w="3216"/>
+            <w:tcW w:type="dxa" w:w="1368"/>
           </w:tcPr>
           <w:p>
             <w:r>
               <w:rPr>
                 <w:sz w:val="19"/>
               </w:rPr>
-              <w:t>7:12–7:20</w:t>
+              <w:t>7:25–7:34</w:t>
             </w:r>
           </w:p>
         </w:tc>
         <w:tc>
           <w:tcPr>
-            <w:tcW w:type="dxa" w:w="3216"/>
+            <w:tcW w:type="dxa" w:w="5616"/>
+          </w:tcPr>
+          <w:p>
+            <w:r>
+              <w:rPr>
+                <w:sz w:val="19"/>
+              </w:rPr>
+              <w:t>The room reads itself — the three questions from Session 6 answered aloud (keep · change · tell), about the group, never any one person. The leader answers first, a moment attached to each; the Co-Companion scribes.</w:t>
+            </w:r>
+          </w:p>
+        </w:tc>
+        <w:tc>
+          <w:tcPr>
+            <w:tcW w:type="dxa" w:w="2664"/>
+          </w:tcPr>
+          <w:p>
+            <w:r>
+              <w:rPr>
+                <w:sz w:val="19"/>
+              </w:rPr>
+              <w:t>Content presenter; container holder watching the room</w:t>
+            </w:r>
+          </w:p>
+        </w:tc>
+      </w:tr>
+      <w:tr>
+        <w:tc>
+          <w:tcPr>
+            <w:tcW w:type="dxa" w:w="1368"/>
+          </w:tcPr>
+          <w:p>
+            <w:r>
+              <w:rPr>
+                <w:sz w:val="19"/>
+              </w:rPr>
+              <w:t>7:34–7:40</w:t>
+            </w:r>
+          </w:p>
+        </w:tc>
+        <w:tc>
+          <w:tcPr>
+            <w:tcW w:type="dxa" w:w="5616"/>
           </w:tcPr>
           <w:p>
             <w:r>
@@ -250,7 +292,7 @@
         </w:tc>
         <w:tc>
           <w:tcPr>
-            <w:tcW w:type="dxa" w:w="3216"/>
+            <w:tcW w:type="dxa" w:w="2664"/>
           </w:tcPr>
           <w:p>
             <w:r>
@@ -265,33 +307,74 @@
       <w:tr>
         <w:tc>
           <w:tcPr>
-            <w:tcW w:type="dxa" w:w="3216"/>
+            <w:tcW w:type="dxa" w:w="1368"/>
           </w:tcPr>
           <w:p>
             <w:r>
               <w:rPr>
                 <w:sz w:val="19"/>
               </w:rPr>
-              <w:t>7:20–7:38</w:t>
+              <w:t>7:40–7:49</w:t>
             </w:r>
           </w:p>
         </w:tc>
         <w:tc>
           <w:tcPr>
-            <w:tcW w:type="dxa" w:w="3216"/>
+            <w:tcW w:type="dxa" w:w="5616"/>
           </w:tcPr>
           <w:p>
             <w:r>
               <w:rPr>
                 <w:sz w:val="19"/>
               </w:rPr>
-              <w:t>PROAPT walked together — Mark 1:14–20, the six steps, teen-led.</w:t>
+              <w:t>PROAPT walked together — Mark 1:14–20, the six steps, teen-led. Teach the order before the pens move: data before interpretation (slide 10 notes, WHY).</w:t>
             </w:r>
           </w:p>
         </w:tc>
         <w:tc>
           <w:tcPr>
-            <w:tcW w:type="dxa" w:w="3216"/>
+            <w:tcW w:type="dxa" w:w="2664"/>
+          </w:tcPr>
+          <w:p>
+            <w:r>
+              <w:rPr>
+                <w:sz w:val="19"/>
+              </w:rPr>
+              <w:t>Content presenter; container holder watching the room</w:t>
+            </w:r>
+          </w:p>
+        </w:tc>
+      </w:tr>
+      <w:tr>
+        <w:tc>
+          <w:tcPr>
+            <w:tcW w:type="dxa" w:w="1368"/>
+          </w:tcPr>
+          <w:p>
+            <w:r>
+              <w:rPr>
+                <w:sz w:val="19"/>
+              </w:rPr>
+              <w:t>7:49–7:50</w:t>
+            </w:r>
+          </w:p>
+        </w:tc>
+        <w:tc>
+          <w:tcPr>
+            <w:tcW w:type="dxa" w:w="5616"/>
+          </w:tcPr>
+          <w:p>
+            <w:r>
+              <w:rPr>
+                <w:sz w:val="19"/>
+              </w:rPr>
+              <w:t>Bridge — family pairs, one Reader one Listener; the Lead Companion settles pairs and odd numbers.</w:t>
+            </w:r>
+          </w:p>
+        </w:tc>
+        <w:tc>
+          <w:tcPr>
+            <w:tcW w:type="dxa" w:w="2664"/>
           </w:tcPr>
           <w:p>
             <w:r>
@@ -306,33 +389,74 @@
       <w:tr>
         <w:tc>
           <w:tcPr>
-            <w:tcW w:type="dxa" w:w="3216"/>
+            <w:tcW w:type="dxa" w:w="1368"/>
           </w:tcPr>
           <w:p>
             <w:r>
               <w:rPr>
                 <w:sz w:val="19"/>
               </w:rPr>
-              <w:t>7:38–7:42</w:t>
+              <w:t>7:50–8:13</w:t>
             </w:r>
           </w:p>
         </w:tc>
         <w:tc>
           <w:tcPr>
-            <w:tcW w:type="dxa" w:w="3216"/>
+            <w:tcW w:type="dxa" w:w="5616"/>
           </w:tcPr>
           <w:p>
             <w:r>
               <w:rPr>
                 <w:sz w:val="19"/>
               </w:rPr>
-              <w:t>Bridge — family pairs, one Reader one Listener; the Lead Companion settles pairs and odd numbers.</w:t>
+              <w:t>Two passes in pairs — about twelve minutes each: pass one deepens Mark 1; switch roles; pass two on Mark 2:1–12 (a passage speaks differently on a second hearing).</w:t>
             </w:r>
           </w:p>
         </w:tc>
         <w:tc>
           <w:tcPr>
-            <w:tcW w:type="dxa" w:w="3216"/>
+            <w:tcW w:type="dxa" w:w="2664"/>
+          </w:tcPr>
+          <w:p>
+            <w:r>
+              <w:rPr>
+                <w:sz w:val="19"/>
+              </w:rPr>
+              <w:t>Content presenter; container holder watching the room</w:t>
+            </w:r>
+          </w:p>
+        </w:tc>
+      </w:tr>
+      <w:tr>
+        <w:tc>
+          <w:tcPr>
+            <w:tcW w:type="dxa" w:w="1368"/>
+          </w:tcPr>
+          <w:p>
+            <w:r>
+              <w:rPr>
+                <w:sz w:val="19"/>
+              </w:rPr>
+              <w:t>8:13–8:19</w:t>
+            </w:r>
+          </w:p>
+        </w:tc>
+        <w:tc>
+          <w:tcPr>
+            <w:tcW w:type="dxa" w:w="5616"/>
+          </w:tcPr>
+          <w:p>
+            <w:r>
+              <w:rPr>
+                <w:sz w:val="19"/>
+              </w:rPr>
+              <w:t>Tell step — one specific sentence to your pair partner; a parent opens.</w:t>
+            </w:r>
+          </w:p>
+        </w:tc>
+        <w:tc>
+          <w:tcPr>
+            <w:tcW w:type="dxa" w:w="2664"/>
           </w:tcPr>
           <w:p>
             <w:r>
@@ -347,40 +471,40 @@
       <w:tr>
         <w:tc>
           <w:tcPr>
-            <w:tcW w:type="dxa" w:w="3216"/>
+            <w:tcW w:type="dxa" w:w="1368"/>
           </w:tcPr>
           <w:p>
             <w:r>
               <w:rPr>
                 <w:sz w:val="19"/>
               </w:rPr>
-              <w:t>7:42–8:06</w:t>
+              <w:t>8:19–8:20</w:t>
             </w:r>
           </w:p>
         </w:tc>
         <w:tc>
           <w:tcPr>
-            <w:tcW w:type="dxa" w:w="3216"/>
+            <w:tcW w:type="dxa" w:w="5616"/>
           </w:tcPr>
           <w:p>
             <w:r>
               <w:rPr>
                 <w:sz w:val="19"/>
               </w:rPr>
-              <w:t>Two passes in pairs — 12 minutes each: pass one deepens Mark 1; switch roles; pass two on Mark 2:1–12 (a passage speaks differently on a second hearing).</w:t>
+              <w:t>Merge — one word on what the practice was like (not what was heard); a parent begins.</w:t>
             </w:r>
           </w:p>
         </w:tc>
         <w:tc>
           <w:tcPr>
-            <w:tcW w:type="dxa" w:w="3216"/>
+            <w:tcW w:type="dxa" w:w="2664"/>
           </w:tcPr>
           <w:p>
             <w:r>
               <w:rPr>
                 <w:sz w:val="19"/>
               </w:rPr>
-              <w:t>Content presenter; container holder watching the room</w:t>
+              <w:t>Container holder leads the merge; content presenter supporting</w:t>
             </w:r>
           </w:p>
         </w:tc>
@@ -388,33 +512,33 @@
       <w:tr>
         <w:tc>
           <w:tcPr>
-            <w:tcW w:type="dxa" w:w="3216"/>
+            <w:tcW w:type="dxa" w:w="1368"/>
           </w:tcPr>
           <w:p>
             <w:r>
               <w:rPr>
                 <w:sz w:val="19"/>
               </w:rPr>
-              <w:t>8:06–8:12</w:t>
+              <w:t>8:20–8:24</w:t>
             </w:r>
           </w:p>
         </w:tc>
         <w:tc>
           <w:tcPr>
-            <w:tcW w:type="dxa" w:w="3216"/>
+            <w:tcW w:type="dxa" w:w="5616"/>
           </w:tcPr>
           <w:p>
             <w:r>
               <w:rPr>
                 <w:sz w:val="19"/>
               </w:rPr>
-              <w:t>Tell step — one sentence to your pair partner.</w:t>
+              <w:t>Homework commissioning — daily PROAPT, one passage a day; passage paths on the handout; time of day committed aloud; sheets (with the PROAPT companion page) + partners.</w:t>
             </w:r>
           </w:p>
         </w:tc>
         <w:tc>
           <w:tcPr>
-            <w:tcW w:type="dxa" w:w="3216"/>
+            <w:tcW w:type="dxa" w:w="2664"/>
           </w:tcPr>
           <w:p>
             <w:r>
@@ -429,33 +553,74 @@
       <w:tr>
         <w:tc>
           <w:tcPr>
-            <w:tcW w:type="dxa" w:w="3216"/>
+            <w:tcW w:type="dxa" w:w="1368"/>
           </w:tcPr>
           <w:p>
             <w:r>
               <w:rPr>
                 <w:sz w:val="19"/>
               </w:rPr>
-              <w:t>8:12–8:16</w:t>
+              <w:t>8:24–8:28</w:t>
             </w:r>
           </w:p>
         </w:tc>
         <w:tc>
           <w:tcPr>
-            <w:tcW w:type="dxa" w:w="3216"/>
+            <w:tcW w:type="dxa" w:w="5616"/>
           </w:tcPr>
           <w:p>
             <w:r>
               <w:rPr>
                 <w:sz w:val="19"/>
               </w:rPr>
-              <w:t>Merge — one word on what the practice was like (not what was heard); a parent begins.</w:t>
+              <w:t>Leader Feedback Round, both leaders: what went well, what I would do differently, the teach-back.</w:t>
             </w:r>
           </w:p>
         </w:tc>
         <w:tc>
           <w:tcPr>
-            <w:tcW w:type="dxa" w:w="3216"/>
+            <w:tcW w:type="dxa" w:w="2664"/>
+          </w:tcPr>
+          <w:p>
+            <w:r>
+              <w:rPr>
+                <w:sz w:val="19"/>
+              </w:rPr>
+              <w:t>Both leaders</w:t>
+            </w:r>
+          </w:p>
+        </w:tc>
+      </w:tr>
+      <w:tr>
+        <w:tc>
+          <w:tcPr>
+            <w:tcW w:type="dxa" w:w="1368"/>
+          </w:tcPr>
+          <w:p>
+            <w:r>
+              <w:rPr>
+                <w:sz w:val="19"/>
+              </w:rPr>
+              <w:t>8:28–8:30</w:t>
+            </w:r>
+          </w:p>
+        </w:tc>
+        <w:tc>
+          <w:tcPr>
+            <w:tcW w:type="dxa" w:w="5616"/>
+          </w:tcPr>
+          <w:p>
+            <w:r>
+              <w:rPr>
+                <w:sz w:val="19"/>
+              </w:rPr>
+              <w:t>Closing container reaffirmed; Aaronic blessing.</w:t>
+            </w:r>
+          </w:p>
+        </w:tc>
+        <w:tc>
+          <w:tcPr>
+            <w:tcW w:type="dxa" w:w="2664"/>
           </w:tcPr>
           <w:p>
             <w:r>
@@ -470,130 +635,7 @@
       <w:tr>
         <w:tc>
           <w:tcPr>
-            <w:tcW w:type="dxa" w:w="3216"/>
-          </w:tcPr>
-          <w:p>
-            <w:r>
-              <w:rPr>
-                <w:sz w:val="19"/>
-              </w:rPr>
-              <w:t>8:16–8:20</w:t>
-            </w:r>
-          </w:p>
-        </w:tc>
-        <w:tc>
-          <w:tcPr>
-            <w:tcW w:type="dxa" w:w="3216"/>
-          </w:tcPr>
-          <w:p>
-            <w:r>
-              <w:rPr>
-                <w:sz w:val="19"/>
-              </w:rPr>
-              <w:t>Homework commissioning — daily PROAPT, one passage a day; passage paths on the handout; time of day committed aloud; sheets + partners.</w:t>
-            </w:r>
-          </w:p>
-        </w:tc>
-        <w:tc>
-          <w:tcPr>
-            <w:tcW w:type="dxa" w:w="3216"/>
-          </w:tcPr>
-          <w:p>
-            <w:r>
-              <w:rPr>
-                <w:sz w:val="19"/>
-              </w:rPr>
-              <w:t>Content presenter</w:t>
-            </w:r>
-          </w:p>
-        </w:tc>
-      </w:tr>
-      <w:tr>
-        <w:tc>
-          <w:tcPr>
-            <w:tcW w:type="dxa" w:w="3216"/>
-          </w:tcPr>
-          <w:p>
-            <w:r>
-              <w:rPr>
-                <w:sz w:val="19"/>
-              </w:rPr>
-              <w:t>8:20–8:24</w:t>
-            </w:r>
-          </w:p>
-        </w:tc>
-        <w:tc>
-          <w:tcPr>
-            <w:tcW w:type="dxa" w:w="3216"/>
-          </w:tcPr>
-          <w:p>
-            <w:r>
-              <w:rPr>
-                <w:sz w:val="19"/>
-              </w:rPr>
-              <w:t>Leader Feedback Round.</w:t>
-            </w:r>
-          </w:p>
-        </w:tc>
-        <w:tc>
-          <w:tcPr>
-            <w:tcW w:type="dxa" w:w="3216"/>
-          </w:tcPr>
-          <w:p>
-            <w:r>
-              <w:rPr>
-                <w:sz w:val="19"/>
-              </w:rPr>
-              <w:t>Both leaders</w:t>
-            </w:r>
-          </w:p>
-        </w:tc>
-      </w:tr>
-      <w:tr>
-        <w:tc>
-          <w:tcPr>
-            <w:tcW w:type="dxa" w:w="3216"/>
-          </w:tcPr>
-          <w:p>
-            <w:r>
-              <w:rPr>
-                <w:sz w:val="19"/>
-              </w:rPr>
-              <w:t>8:24–8:30</w:t>
-            </w:r>
-          </w:p>
-        </w:tc>
-        <w:tc>
-          <w:tcPr>
-            <w:tcW w:type="dxa" w:w="3216"/>
-          </w:tcPr>
-          <w:p>
-            <w:r>
-              <w:rPr>
-                <w:sz w:val="19"/>
-              </w:rPr>
-              <w:t>Closing container; Aaronic blessing.</w:t>
-            </w:r>
-          </w:p>
-        </w:tc>
-        <w:tc>
-          <w:tcPr>
-            <w:tcW w:type="dxa" w:w="3216"/>
-          </w:tcPr>
-          <w:p>
-            <w:r>
-              <w:rPr>
-                <w:sz w:val="19"/>
-              </w:rPr>
-              <w:t>Container holder</w:t>
-            </w:r>
-          </w:p>
-        </w:tc>
-      </w:tr>
-      <w:tr>
-        <w:tc>
-          <w:tcPr>
-            <w:tcW w:type="dxa" w:w="3216"/>
+            <w:tcW w:type="dxa" w:w="1368"/>
           </w:tcPr>
           <w:p>
             <w:r>
@@ -606,20 +648,20 @@
         </w:tc>
         <w:tc>
           <w:tcPr>
-            <w:tcW w:type="dxa" w:w="3216"/>
+            <w:tcW w:type="dxa" w:w="5616"/>
           </w:tcPr>
           <w:p>
             <w:r>
               <w:rPr>
                 <w:sz w:val="19"/>
               </w:rPr>
-              <w:t>Fellowship; the room's feedback; the five-question materials debrief; planning.</w:t>
+              <w:t>Fellowship; the room's feedback to the leaders; the five-question materials debrief; planning the next meeting.</w:t>
             </w:r>
           </w:p>
         </w:tc>
         <w:tc>
           <w:tcPr>
-            <w:tcW w:type="dxa" w:w="3216"/>
+            <w:tcW w:type="dxa" w:w="2664"/>
           </w:tcPr>
           <w:p>
             <w:r>
@@ -695,6 +737,20 @@
         <w:rPr>
           <w:b/>
         </w:rPr>
+        <w:t xml:space="preserve">The room reads itself first. </w:t>
+      </w:r>
+      <w:r>
+        <w:t>Quarter 1 closed at Session 6, and its three questions went home on no paper. They are answered aloud at 7:25, before the chain: the leader first, then the room, about the group, never any one person.</w:t>
+      </w:r>
+    </w:p>
+    <w:p>
+      <w:pPr>
+        <w:ind w:left="259"/>
+      </w:pPr>
+      <w:r>
+        <w:rPr>
+          <w:b/>
+        </w:rPr>
         <w:t xml:space="preserve">A pair leads, visibly. </w:t>
       </w:r>
       <w:r>
@@ -730,7 +786,7 @@
     </w:p>
     <w:p>
       <w:r>
-        <w:t>The Session 7 sheet unchanged: daily PROAPT — one short passage per day, five to ten minutes; the journal Week 7 pages carry the daily template; passage paths on the handout (Mark, the Sermon on the Mount, or Romans 8). The chain only works if we work it.</w:t>
+        <w:t>The Session 7 sheet, with its companion page “PROAPT, What Each Step Is For” (the first item points to it): daily PROAPT — one short passage per day, five to ten minutes; the journal Week 7 pages carry the daily template; passage paths on the handout (Mark, the Sermon on the Mount, or Romans 8). The chain only works if we work it.</w:t>
       </w:r>
     </w:p>
     <w:p>

--- a/_implementation-notes/evening-series/FotH Pilot Session 7-8 Combined Evening Run Sheet DRAFT v1.docx
+++ b/_implementation-notes/evening-series/FotH Pilot Session 7-8 Combined Evening Run Sheet DRAFT v1.docx
@@ -368,7 +368,7 @@
               <w:rPr>
                 <w:sz w:val="19"/>
               </w:rPr>
-              <w:t>Bridge — family pairs, one Reader one Listener; the Lead Companion settles pairs and odd numbers.</w:t>
+              <w:t>Bridge — family pairs, one Reader one Listener; the Lead Companion settles pairs and odd numbers; one timekeeper named (the container holder by default); a Pair Card to each pair. Pairs always, even in a small room.</w:t>
             </w:r>
           </w:p>
         </w:tc>
@@ -409,7 +409,7 @@
               <w:rPr>
                 <w:sz w:val="19"/>
               </w:rPr>
-              <w:t>Two passes in pairs — about twelve minutes each: pass one deepens Mark 1; switch roles; pass two on Mark 2:1–12 (a passage speaks differently on a second hearing).</w:t>
+              <w:t>Two passes in pairs — about twelve minutes each: pass one deepens Mark 1; switch roles; pass two on Mark 2:1–12 (a passage speaks differently on a second hearing). Switch at 8:02; the Tell in the pair 8:13–8:19; back in the circle at 8:19.</w:t>
             </w:r>
           </w:p>
         </w:tc>
@@ -832,20 +832,6 @@
     </w:p>
     <w:p>
       <w:pPr>
-        <w:ind w:left="259"/>
-      </w:pPr>
-      <w:r>
-        <w:rPr>
-          <w:b/>
-        </w:rPr>
-        <w:t xml:space="preserve">Family-pair dynamics. </w:t>
-      </w:r>
-      <w:r>
-        <w:t>Pairing with your own parent or teen is the design working, not the consolation prize — say it before the split.</w:t>
-      </w:r>
-    </w:p>
-    <w:p>
-      <w:pPr>
         <w:spacing w:before="200"/>
         <w:jc w:val="center"/>
       </w:pPr>

--- a/_implementation-notes/evening-series/FotH Pilot Session 7-8 Combined Evening Run Sheet DRAFT v1.docx
+++ b/_implementation-notes/evening-series/FotH Pilot Session 7-8 Combined Evening Run Sheet DRAFT v1.docx
@@ -368,7 +368,7 @@
               <w:rPr>
                 <w:sz w:val="19"/>
               </w:rPr>
-              <w:t>Bridge — family pairs, one Reader one Listener; the Lead Companion settles pairs and odd numbers; one timekeeper named (the container holder by default); a Pair Card to each pair. Pairs always, even in a small room.</w:t>
+              <w:t>Bridge — family pairs, one Reader one Listener; the Lead Companion settles pairs and odd numbers; the container holder keeps the clock; a Pair Card to each pair. Pairs always, even in a small room.</w:t>
             </w:r>
           </w:p>
         </w:tc>

--- a/_implementation-notes/evening-series/FotH Pilot Session 7-8 Combined Evening Run Sheet DRAFT v1.docx
+++ b/_implementation-notes/evening-series/FotH Pilot Session 7-8 Combined Evening Run Sheet DRAFT v1.docx
@@ -12,7 +12,7 @@
           <w:color w:val="1F4E5F"/>
           <w:sz w:val="34"/>
         </w:rPr>
-        <w:t>Session 7–8 Combined, Evening Form — Hearing God in Scripture (PROAPT, I &amp; II in One Evening)</w:t>
+        <w:t>Evening 6 — Hearing God in Scripture (PROAPT, I &amp; II in One Evening)</w:t>
       </w:r>
     </w:p>
     <w:p>
@@ -698,7 +698,7 @@
         <w:t xml:space="preserve">Both reps in one evening. </w:t>
       </w:r>
       <w:r>
-        <w:t>The two-session design (received in Session 7, teen-led in Session 8) collapses: the room's teens lead the first walk-through, and the second running becomes pass two in the pairs, on Session 8's passage (Mark 2:1–12). Nothing is lost but the week in between — and daily PROAPT fills that week anyway.</w:t>
+        <w:t>The two-session design (received in Evening 6, teen-led in Evening 6) collapses: the room's teens lead the first walk-through, and the second running becomes pass two in the pairs, on Evening 6's passage (Mark 2:1–12). Nothing is lost but the week in between — and daily PROAPT fills that week anyway.</w:t>
       </w:r>
     </w:p>
     <w:p>
@@ -726,7 +726,7 @@
         <w:t xml:space="preserve">The evening opens on the map. </w:t>
       </w:r>
       <w:r>
-        <w:t>Session 7–8 combined stands in the third box — Connect with God — the practice walked twice in one evening, teen-led.</w:t>
+        <w:t>Evening 6 stands in the third box — Connect with God — the practice walked twice in one evening, teen-led.</w:t>
       </w:r>
     </w:p>
     <w:p>
@@ -740,7 +740,7 @@
         <w:t xml:space="preserve">The room reads itself first. </w:t>
       </w:r>
       <w:r>
-        <w:t>Quarter 1 closed at Session 6, and its three questions went home on no paper. They are answered aloud at 7:25, before the chain: the leader first, then the room, about the group, never any one person.</w:t>
+        <w:t>Quarter 1 closed at Evening 5, and its three questions went home on no paper. They are answered aloud at 7:25, before the chain: the leader first, then the room, about the group, never any one person.</w:t>
       </w:r>
     </w:p>
     <w:p>
@@ -786,7 +786,7 @@
     </w:p>
     <w:p>
       <w:r>
-        <w:t>The Session 7 sheet, with its companion page “PROAPT, What Each Step Is For” (the first item points to it): daily PROAPT — one short passage per day, five to ten minutes; the journal Week 7 pages carry the daily template; passage paths on the handout (Mark, the Sermon on the Mount, or Romans 8). The chain only works if we work it.</w:t>
+        <w:t>The Evening 6 sheet, with its companion page “PROAPT, What Each Step Is For” (the first item points to it): daily PROAPT — one short passage per day, five to ten minutes; the journal Week 7 pages carry the daily template; passage paths on the handout (Mark, the Sermon on the Mount, or Romans 8). The chain only works if we work it.</w:t>
       </w:r>
     </w:p>
     <w:p>
@@ -845,6 +845,8 @@
       </w:r>
     </w:p>
     <w:sectPr>
+      <w:headerReference w:type="default" r:id="rId9"/>
+      <w:footerReference w:type="default" r:id="rId10"/>
       <w:pgSz w:w="12240" w:h="15840"/>
       <w:pgMar w:top="1152" w:right="1296" w:bottom="1152" w:left="1296" w:header="720" w:footer="720" w:gutter="0"/>
       <w:cols w:space="720"/>
@@ -852,6 +854,26 @@
     </w:sectPr>
   </w:body>
 </w:document>
+</file>
+
+<file path=word/footer1.xml><?xml version="1.0" encoding="utf-8"?>
+<w:ftr xmlns:m="http://schemas.openxmlformats.org/officeDocument/2006/math" xmlns:mc="http://schemas.openxmlformats.org/markup-compatibility/2006" xmlns:mo="http://schemas.microsoft.com/office/mac/office/2008/main" xmlns:mv="urn:schemas-microsoft-com:mac:vml" xmlns:o="urn:schemas-microsoft-com:office:office" xmlns:r="http://schemas.openxmlformats.org/officeDocument/2006/relationships" xmlns:v="urn:schemas-microsoft-com:vml" xmlns:w10="urn:schemas-microsoft-com:office:word" xmlns:w14="http://schemas.microsoft.com/office/word/2010/wordml" xmlns:w="http://schemas.openxmlformats.org/wordprocessingml/2006/main" xmlns:wne="http://schemas.microsoft.com/office/word/2006/wordml" xmlns:wp14="http://schemas.microsoft.com/office/word/2010/wordprocessingDrawing" xmlns:wp="http://schemas.openxmlformats.org/drawingml/2006/wordprocessingDrawing" xmlns:wpc="http://schemas.microsoft.com/office/word/2010/wordprocessingCanvas" xmlns:wpg="http://schemas.microsoft.com/office/word/2010/wordprocessingGroup" xmlns:wpi="http://schemas.microsoft.com/office/word/2010/wordprocessingInk" xmlns:wps="http://schemas.microsoft.com/office/word/2010/wordprocessingShape" mc:Ignorable="w14 wp14">
+  <w:p>
+    <w:pPr>
+      <w:pStyle w:val="Footer"/>
+    </w:pPr>
+  </w:p>
+</w:ftr>
+</file>
+
+<file path=word/header1.xml><?xml version="1.0" encoding="utf-8"?>
+<w:hdr xmlns:m="http://schemas.openxmlformats.org/officeDocument/2006/math" xmlns:mc="http://schemas.openxmlformats.org/markup-compatibility/2006" xmlns:mo="http://schemas.microsoft.com/office/mac/office/2008/main" xmlns:mv="urn:schemas-microsoft-com:mac:vml" xmlns:o="urn:schemas-microsoft-com:office:office" xmlns:r="http://schemas.openxmlformats.org/officeDocument/2006/relationships" xmlns:v="urn:schemas-microsoft-com:vml" xmlns:w10="urn:schemas-microsoft-com:office:word" xmlns:w14="http://schemas.microsoft.com/office/word/2010/wordml" xmlns:w="http://schemas.openxmlformats.org/wordprocessingml/2006/main" xmlns:wne="http://schemas.microsoft.com/office/word/2006/wordml" xmlns:wp14="http://schemas.microsoft.com/office/word/2010/wordprocessingDrawing" xmlns:wp="http://schemas.openxmlformats.org/drawingml/2006/wordprocessingDrawing" xmlns:wpc="http://schemas.microsoft.com/office/word/2010/wordprocessingCanvas" xmlns:wpg="http://schemas.microsoft.com/office/word/2010/wordprocessingGroup" xmlns:wpi="http://schemas.microsoft.com/office/word/2010/wordprocessingInk" xmlns:wps="http://schemas.microsoft.com/office/word/2010/wordprocessingShape" mc:Ignorable="w14 wp14">
+  <w:p>
+    <w:pPr>
+      <w:pStyle w:val="Header"/>
+    </w:pPr>
+  </w:p>
+</w:hdr>
 </file>
 
 <file path=word/numbering.xml><?xml version="1.0" encoding="utf-8"?>

--- a/_implementation-notes/evening-series/FotH Pilot Session 7-8 Combined Evening Run Sheet DRAFT v1.docx
+++ b/_implementation-notes/evening-series/FotH Pilot Session 7-8 Combined Evening Run Sheet DRAFT v1.docx
@@ -786,7 +786,7 @@
     </w:p>
     <w:p>
       <w:r>
-        <w:t>The Evening 6 sheet, with its companion page “PROAPT, What Each Step Is For” (the first item points to it): daily PROAPT — one short passage per day, five to ten minutes; the journal Week 7 pages carry the daily template; passage paths on the handout (Mark, the Sermon on the Mount, or Romans 8). The chain only works if we work it.</w:t>
+        <w:t>The Evening 6 sheet, with its companion page “PROAPT, What Each Step Is For” (the first item points to it): daily PROAPT — one short passage per day, five to ten minutes; your own journal, with the PROAPT page of the take-home as the daily template; passage paths on the handout (Mark, the Sermon on the Mount, or Romans 8). The chain only works if we work it.</w:t>
       </w:r>
     </w:p>
     <w:p>

--- a/_implementation-notes/evening-series/FotH Pilot Session 7-8 Combined Evening Run Sheet DRAFT v1.docx
+++ b/_implementation-notes/evening-series/FotH Pilot Session 7-8 Combined Evening Run Sheet DRAFT v1.docx
@@ -409,7 +409,7 @@
               <w:rPr>
                 <w:sz w:val="19"/>
               </w:rPr>
-              <w:t>Two passes in pairs — about twelve minutes each: pass one deepens Mark 1; switch roles; pass two on Mark 2:1–12 (a passage speaks differently on a second hearing). Switch at 8:02; the Tell in the pair 8:13–8:19; back in the circle at 8:19.</w:t>
+              <w:t>Two passes in pairs — about twelve minutes each: pass one deepens Mark 1; switch roles; pass two on Mark 2:1–12 (a passage speaks differently on a second hearing). Switch at 8:02; the Tell in the pair 8:13–8:16; back in the circle at 8:16.</w:t>
             </w:r>
           </w:p>
         </w:tc>
@@ -437,7 +437,7 @@
               <w:rPr>
                 <w:sz w:val="19"/>
               </w:rPr>
-              <w:t>8:13–8:19</w:t>
+              <w:t>8:13–8:16</w:t>
             </w:r>
           </w:p>
         </w:tc>
@@ -478,7 +478,7 @@
               <w:rPr>
                 <w:sz w:val="19"/>
               </w:rPr>
-              <w:t>8:19–8:20</w:t>
+              <w:t>8:16–8:20</w:t>
             </w:r>
           </w:p>
         </w:tc>
@@ -491,7 +491,7 @@
               <w:rPr>
                 <w:sz w:val="19"/>
               </w:rPr>
-              <w:t>Merge — one word on what the practice was like (not what was heard); a parent begins.</w:t>
+              <w:t>Merge — each person says briefly what they heard, one sentence; a parent begins; pass-anytime holds.</w:t>
             </w:r>
           </w:p>
         </w:tc>
